--- a/working/пример тест кейса (от макс к мин цены) 4.docx
+++ b/working/пример тест кейса (от макс к мин цены) 4.docx
@@ -42,6 +42,7 @@
         <w:jc w:val="center"/>
         <w:rPr>
           <w:rFonts w:ascii="Times New Roman" w:hAnsi="Times New Roman" w:cs="Times New Roman"/>
+          <w:lang w:val="en-US"/>
         </w:rPr>
       </w:pPr>
       <w:r>
@@ -61,58 +62,13 @@
     </w:p>
     <w:p>
       <w:pPr>
-        <w:rPr>
-          <w:rFonts w:ascii="Times New Roman" w:hAnsi="Times New Roman" w:cs="Times New Roman"/>
-        </w:rPr>
-      </w:pPr>
-      <w:r>
-        <w:rPr>
-          <w:rFonts w:ascii="Times New Roman" w:hAnsi="Times New Roman" w:cs="Times New Roman"/>
-        </w:rPr>
-        <w:t xml:space="preserve">/// </w:t>
-      </w:r>
-      <w:r>
-        <w:rPr>
-          <w:rFonts w:ascii="Times New Roman" w:hAnsi="Times New Roman" w:cs="Times New Roman"/>
-        </w:rPr>
-        <w:t>Хочу сразу выразить огромную благодарность за адекватную обратную связь, теперь я понял свою ошибку в элементарном кейсе с сортировкой товаров. Если товаро</w:t>
-      </w:r>
-      <w:r>
-        <w:rPr>
-          <w:rFonts w:ascii="Times New Roman" w:hAnsi="Times New Roman" w:cs="Times New Roman"/>
-        </w:rPr>
-        <w:t>в</w:t>
-      </w:r>
-      <w:r>
-        <w:rPr>
-          <w:rFonts w:ascii="Times New Roman" w:hAnsi="Times New Roman" w:cs="Times New Roman"/>
-        </w:rPr>
-        <w:t xml:space="preserve"> «нет»</w:t>
-      </w:r>
-      <w:r>
-        <w:rPr>
-          <w:rFonts w:ascii="Times New Roman" w:hAnsi="Times New Roman" w:cs="Times New Roman"/>
-        </w:rPr>
-        <w:t>,</w:t>
-      </w:r>
-      <w:r>
-        <w:rPr>
-          <w:rFonts w:ascii="Times New Roman" w:hAnsi="Times New Roman" w:cs="Times New Roman"/>
-        </w:rPr>
-        <w:t xml:space="preserve"> то нужно их создать! Это и есть предусловие. Спасибо </w:t>
-      </w:r>
-      <w:r>
-        <w:rPr>
-          <w:rFonts w:ascii="Times New Roman" w:hAnsi="Times New Roman" w:cs="Times New Roman"/>
-        </w:rPr>
-        <w:t>С</w:t>
-      </w:r>
-      <w:r>
-        <w:rPr>
-          <w:rFonts w:ascii="Times New Roman" w:hAnsi="Times New Roman" w:cs="Times New Roman"/>
-        </w:rPr>
-        <w:t>енсей!</w:t>
-      </w:r>
+        <w:spacing w:after="240"/>
+        <w:jc w:val="center"/>
+        <w:rPr>
+          <w:rFonts w:ascii="Times New Roman" w:hAnsi="Times New Roman" w:cs="Times New Roman"/>
+          <w:lang w:val="en-US"/>
+        </w:rPr>
+      </w:pPr>
     </w:p>
     <w:p>
       <w:pPr>
@@ -1017,22 +973,6 @@
         </w:rPr>
         <w:t>Итоговая цена</w:t>
       </w:r>
-    </w:p>
-    <w:p>
-      <w:pPr>
-        <w:jc w:val="both"/>
-        <w:rPr>
-          <w:rFonts w:ascii="Times New Roman" w:hAnsi="Times New Roman" w:cs="Times New Roman"/>
-        </w:rPr>
-      </w:pPr>
-    </w:p>
-    <w:p>
-      <w:pPr>
-        <w:jc w:val="both"/>
-        <w:rPr>
-          <w:rFonts w:ascii="Times New Roman" w:hAnsi="Times New Roman" w:cs="Times New Roman"/>
-        </w:rPr>
-      </w:pPr>
     </w:p>
     <w:sectPr>
       <w:pgSz w:w="11906" w:h="16838"/>
@@ -4040,6 +3980,7 @@
   <w:style w:type="character" w:default="1" w:styleId="a0">
     <w:name w:val="Default Paragraph Font"/>
     <w:uiPriority w:val="1"/>
+    <w:semiHidden/>
     <w:unhideWhenUsed/>
   </w:style>
   <w:style w:type="table" w:default="1" w:styleId="a1">
